--- a/server/templates/library/covid-19-pandemic-management-policy/template.docx
+++ b/server/templates/library/covid-19-pandemic-management-policy/template.docx
@@ -3298,7 +3298,7 @@
               <w:szCs w:val="16"/>
               <w:rtl w:val="0"/>
             </w:rPr>
-            <w:t>The Board of Spring 2 Health Pty Ltd</w:t>
+            <w:t>The Board of {org.legal_name}</w:t>
           </w:r>
         </w:p>
       </w:tc>
@@ -3618,7 +3618,7 @@
         <w:szCs w:val="28"/>
         <w:rtl w:val="0"/>
       </w:rPr>
-      <w:t>Spring 2 Health ABN 71 665 820 986</w:t>
+      <w:t>{org.name} ABN {org.abn}</w:t>
     </w:r>
   </w:p>
   <w:p>

--- a/server/templates/library/covid-19-pandemic-management-policy/template.docx
+++ b/server/templates/library/covid-19-pandemic-management-policy/template.docx
@@ -3603,6 +3603,15 @@
 <w:hdr xmlns:mc="http://schemas.openxmlformats.org/markup-compatibility/2006" xmlns:o="urn:schemas-microsoft-com:office:office" xmlns:r="http://schemas.openxmlformats.org/officeDocument/2006/relationships" xmlns:m="http://schemas.openxmlformats.org/officeDocument/2006/math" xmlns:v="urn:schemas-microsoft-com:vml" xmlns:wp="http://schemas.openxmlformats.org/drawingml/2006/wordprocessingDrawing" xmlns:w10="urn:schemas-microsoft-com:office:word" xmlns:w="http://schemas.openxmlformats.org/wordprocessingml/2006/main" xmlns:wne="http://schemas.microsoft.com/office/word/2006/wordml" xmlns:sl="http://schemas.openxmlformats.org/schemaLibrary/2006/main" xmlns:a="http://schemas.openxmlformats.org/drawingml/2006/main" xmlns:pic="http://schemas.openxmlformats.org/drawingml/2006/picture" xmlns:c="http://schemas.openxmlformats.org/drawingml/2006/chart" xmlns:lc="http://schemas.openxmlformats.org/drawingml/2006/lockedCanvas" xmlns:dgm="http://schemas.openxmlformats.org/drawingml/2006/diagram" xmlns:wps="http://schemas.microsoft.com/office/word/2010/wordprocessingShape" xmlns:wpg="http://schemas.microsoft.com/office/word/2010/wordprocessingGroup" xmlns:w14="http://schemas.microsoft.com/office/word/2010/wordml" xmlns:w15="http://schemas.microsoft.com/office/word/2012/wordml">
   <w:p>
     <w:pPr>
+      <w:spacing w:before="0" w:after="80"/>
+      <w:jc w:val="left"/>
+    </w:pPr>
+    <w:r>
+      <w:t xml:space="preserve">{%org_logo}</w:t>
+    </w:r>
+  </w:p>
+  <w:p>
+    <w:pPr>
       <w:pageBreakBefore w:val="0"/>
       <w:spacing w:after="120" w:lineRule="auto"/>
       <w:rPr>
@@ -3655,6 +3664,15 @@
 
 <file path=word/header2.xml><?xml version="1.0" encoding="utf-8"?>
 <w:hdr xmlns:mc="http://schemas.openxmlformats.org/markup-compatibility/2006" xmlns:o="urn:schemas-microsoft-com:office:office" xmlns:r="http://schemas.openxmlformats.org/officeDocument/2006/relationships" xmlns:m="http://schemas.openxmlformats.org/officeDocument/2006/math" xmlns:v="urn:schemas-microsoft-com:vml" xmlns:wp="http://schemas.openxmlformats.org/drawingml/2006/wordprocessingDrawing" xmlns:w10="urn:schemas-microsoft-com:office:word" xmlns:w="http://schemas.openxmlformats.org/wordprocessingml/2006/main" xmlns:wne="http://schemas.microsoft.com/office/word/2006/wordml" xmlns:sl="http://schemas.openxmlformats.org/schemaLibrary/2006/main" xmlns:a="http://schemas.openxmlformats.org/drawingml/2006/main" xmlns:pic="http://schemas.openxmlformats.org/drawingml/2006/picture" xmlns:c="http://schemas.openxmlformats.org/drawingml/2006/chart" xmlns:lc="http://schemas.openxmlformats.org/drawingml/2006/lockedCanvas" xmlns:dgm="http://schemas.openxmlformats.org/drawingml/2006/diagram" xmlns:wps="http://schemas.microsoft.com/office/word/2010/wordprocessingShape" xmlns:wpg="http://schemas.microsoft.com/office/word/2010/wordprocessingGroup" xmlns:w14="http://schemas.microsoft.com/office/word/2010/wordml" xmlns:w15="http://schemas.microsoft.com/office/word/2012/wordml">
+  <w:p>
+    <w:pPr>
+      <w:spacing w:before="0" w:after="80"/>
+      <w:jc w:val="left"/>
+    </w:pPr>
+    <w:r>
+      <w:t xml:space="preserve">{%org_logo}</w:t>
+    </w:r>
+  </w:p>
   <w:p>
     <w:pPr>
       <w:pageBreakBefore w:val="0"/>

--- a/server/templates/library/covid-19-pandemic-management-policy/template.docx
+++ b/server/templates/library/covid-19-pandemic-management-policy/template.docx
@@ -106,18 +106,7 @@
         <w:rPr>
           <w:rtl w:val="0"/>
         </w:rPr>
-        <w:t xml:space="preserve">{org.name} is committed to ensuring that </w:t>
-      </w:r>
-      <w:r>
-        <w:rPr>
-          <w:rtl w:val="0"/>
-        </w:rPr>
-        <w:t>risks to participants, workers and the provider are identified and managed.</w:t>
-      </w:r>
-      <w:r>
-        <w:rPr>
-          <w:rtl w:val="0"/>
-        </w:rPr>
+        <w:t xml:space="preserve">{org.name} is committed to ensuring that risks to participants, workers and the provider are identified and managed.</w:t>
       </w:r>
     </w:p>
     <w:p>
@@ -235,11 +224,6 @@
           <w:rtl w:val="0"/>
         </w:rPr>
         <w:t>incident management;</w:t>
-      </w:r>
-      <w:r>
-        <w:rPr>
-          <w:rtl w:val="0"/>
-        </w:rPr>
       </w:r>
     </w:p>
     <w:p>
@@ -661,11 +645,6 @@
           <w:rtl w:val="0"/>
         </w:rPr>
         <w:t>The application of the above NDIS Practice Standard by {org.name} is supported in part by and should be read alongside the Policies and Procedures and related documentation corresponding to this Policy in the Policy Register.</w:t>
-      </w:r>
-      <w:r>
-        <w:rPr>
-          <w:rtl w:val="0"/>
-        </w:rPr>
       </w:r>
     </w:p>
     <w:p>
@@ -692,11 +671,6 @@
           <w:rtl w:val="0"/>
         </w:rPr>
         <w:t xml:space="preserve">Definitions </w:t>
-      </w:r>
-      <w:r>
-        <w:rPr>
-          <w:rtl w:val="0"/>
-        </w:rPr>
       </w:r>
     </w:p>
     <w:p>
@@ -766,11 +740,6 @@
         </w:rPr>
         <w:t xml:space="preserve"> means {org.legal_name} ABN {org.abn}.</w:t>
       </w:r>
-      <w:r>
-        <w:rPr>
-          <w:rtl w:val="0"/>
-        </w:rPr>
-      </w:r>
     </w:p>
     <w:p>
       <w:pPr>
@@ -1678,11 +1647,6 @@
         </w:rPr>
         <w:t>This COVID-19 Pandemic Management Policy complements and should be read alongside that Policy and supplements the information in those documents in relation to the identification and minimisation of risks associated with COVID-19.</w:t>
       </w:r>
-      <w:r>
-        <w:rPr>
-          <w:rtl w:val="0"/>
-        </w:rPr>
-      </w:r>
     </w:p>
     <w:p>
       <w:pPr>
@@ -1755,11 +1719,6 @@
         </w:rPr>
         <w:t>Our workers are committed to assist in infection prevention controls and have completed COVID-19 infection control training.</w:t>
       </w:r>
-      <w:r>
-        <w:rPr>
-          <w:rtl w:val="0"/>
-        </w:rPr>
-      </w:r>
     </w:p>
     <w:p>
       <w:pPr>
@@ -1891,11 +1850,6 @@
         </w:rPr>
         <w:t>Where possible, consultations with clients will be held via telephone or online conferencing (such as Skype or Zoom).</w:t>
       </w:r>
-      <w:r>
-        <w:rPr>
-          <w:rtl w:val="0"/>
-        </w:rPr>
-      </w:r>
     </w:p>
     <w:p>
       <w:pPr>
@@ -2002,37 +1956,7 @@
         <w:rPr>
           <w:rtl w:val="0"/>
         </w:rPr>
-        <w:t>If you are a c</w:t>
-      </w:r>
-      <w:r>
-        <w:rPr>
-          <w:rtl w:val="0"/>
-        </w:rPr>
-        <w:t>lose contact with no symptoms, y</w:t>
-      </w:r>
-      <w:r>
-        <w:rPr>
-          <w:rtl w:val="0"/>
-        </w:rPr>
-        <w:t xml:space="preserve">ou </w:t>
-      </w:r>
-      <w:r>
-        <w:rPr>
-          <w:rtl w:val="0"/>
-        </w:rPr>
-        <w:t xml:space="preserve">should not </w:t>
-      </w:r>
-      <w:r>
-        <w:rPr>
-          <w:rtl w:val="0"/>
-        </w:rPr>
-        <w:t>enter other high-risk settings including disability and mental health and aged care residential facilities and healthcare settings, f</w:t>
-      </w:r>
-      <w:r>
-        <w:rPr>
-          <w:rtl w:val="0"/>
-        </w:rPr>
-        <w:t>or 7 days after becoming a close contact.</w:t>
+        <w:t xml:space="preserve">If you are a close contact with no symptoms, you should not enter other high-risk settings including disability and mental health and aged care residential facilities and healthcare settings, for 7 days after becoming a close contact.</w:t>
       </w:r>
     </w:p>
     <w:p>
@@ -2054,11 +1978,6 @@
         </w:rPr>
         <w:t>If you are a close contact with symptoms, test for COVID-19 as soon as possible and you should not work in or visit {org.name}’s premises or our clients’ homes, including other high-risk settings for 7 days after becoming a close contact and until your symptoms have resolved and you return a negative test.</w:t>
       </w:r>
-      <w:r>
-        <w:rPr>
-          <w:rtl w:val="0"/>
-        </w:rPr>
-      </w:r>
     </w:p>
     <w:p>
       <w:pPr>
@@ -2247,19 +2166,7 @@
         <w:rPr>
           <w:rtl w:val="0"/>
         </w:rPr>
-        <w:t xml:space="preserve">Masks and alcohol based hand </w:t>
-      </w:r>
-      <w:r>
-        <w:rPr>
-          <w:rtl w:val="0"/>
-        </w:rPr>
-        <w:t>sanitiser</w:t>
-      </w:r>
-      <w:r>
-        <w:rPr>
-          <w:rtl w:val="0"/>
-        </w:rPr>
-        <w:t xml:space="preserve"> are provided to all workers.</w:t>
+        <w:t xml:space="preserve">Masks and alcohol based hand sanitiser are provided to all workers.</w:t>
       </w:r>
     </w:p>
     <w:p>
@@ -2445,19 +2352,7 @@
         <w:rPr>
           <w:rtl w:val="0"/>
         </w:rPr>
-        <w:t>{org.name}</w:t>
-      </w:r>
-      <w:r>
-        <w:rPr>
-          <w:rtl w:val="0"/>
-        </w:rPr>
-        <w:t xml:space="preserve"> should notify the NDIS Commission </w:t>
-      </w:r>
-      <w:r>
-        <w:rPr>
-          <w:rtl w:val="0"/>
-        </w:rPr>
-        <w:t xml:space="preserve">using the </w:t>
+        <w:t xml:space="preserve">{org.name} should notify the NDIS Commission using the </w:t>
       </w:r>
       <w:hyperlink r:id="rId6">
         <w:r>
@@ -2511,13 +2406,7 @@
         <w:rPr>
           <w:rtl w:val="0"/>
         </w:rPr>
-        <w:t>A decision of a registered NDIS provider to not accept, on a temporary or permanent basis, new participants for support or services that the provider is registered to provide</w:t>
-      </w:r>
-      <w:r>
-        <w:rPr>
-          <w:rtl w:val="0"/>
-        </w:rPr>
-        <w:t>.</w:t>
+        <w:t>A decision of a registered NDIS provider to not accept, on a temporary or permanent basis, new participants for support or services that the provider is registered to provide.</w:t>
       </w:r>
     </w:p>
     <w:p>
@@ -2538,11 +2427,6 @@
         </w:rPr>
         <w:t>A significant adverse change in wait times for the provision of supports or services to participants that the provider is registered to provide</w:t>
       </w:r>
-      <w:r>
-        <w:rPr>
-          <w:rtl w:val="0"/>
-        </w:rPr>
-      </w:r>
     </w:p>
     <w:p>
       <w:pPr>
@@ -2562,11 +2446,6 @@
         </w:rPr>
         <w:t>A significant shortfall in available workers of the registered NDIS provider to provide the supports or services the provider is registered to provide</w:t>
       </w:r>
-      <w:r>
-        <w:rPr>
-          <w:rtl w:val="0"/>
-        </w:rPr>
-      </w:r>
     </w:p>
     <w:p>
       <w:pPr>
@@ -2584,13 +2463,7 @@
         <w:rPr>
           <w:rtl w:val="0"/>
         </w:rPr>
-        <w:t>The cessation, on a temporary or permanent basis, of the provision of supports or services that the provider is registered to provide</w:t>
-      </w:r>
-      <w:r>
-        <w:rPr>
-          <w:rtl w:val="0"/>
-        </w:rPr>
-        <w:t>.</w:t>
+        <w:t>The cessation, on a temporary or permanent basis, of the provision of supports or services that the provider is registered to provide.</w:t>
       </w:r>
     </w:p>
     <w:p>
@@ -2959,11 +2832,6 @@
         <w:tab/>
         <w:t xml:space="preserve">Australia or by calling 1300 362 128. </w:t>
       </w:r>
-      <w:r>
-        <w:rPr>
-          <w:rtl w:val="0"/>
-        </w:rPr>
-      </w:r>
     </w:p>
     <w:p>
       <w:pPr>
@@ -3041,11 +2909,6 @@
         </w:rPr>
         <w:t>Legislation, Rules, Guidelines and Policies apply to this Policy and Related Documentation as set out in the Legislation Register.</w:t>
       </w:r>
-      <w:r>
-        <w:rPr>
-          <w:rtl w:val="0"/>
-        </w:rPr>
-      </w:r>
     </w:p>
     <w:p>
       <w:pPr>
@@ -3131,12 +2994,7 @@
         <w:rPr>
           <w:rtl w:val="0"/>
         </w:rPr>
-        <w:t>The Board of {org.legal_name}</w:t>
-      </w:r>
-      <w:r>
-        <w:rPr>
-          <w:rtl w:val="0"/>
-        </w:rPr>
+        <w:t>{org.signatory.name}, Director of {org.legal_name}</w:t>
       </w:r>
     </w:p>
     <w:p>
@@ -3198,11 +3056,6 @@
           <w:rtl w:val="0"/>
         </w:rPr>
         <w:t>1</w:t>
-      </w:r>
-      <w:r>
-        <w:rPr>
-          <w:rtl w:val="0"/>
-        </w:rPr>
       </w:r>
     </w:p>
     <w:sectPr>

--- a/server/templates/library/covid-19-pandemic-management-policy/template.docx
+++ b/server/templates/library/covid-19-pandemic-management-policy/template.docx
@@ -1756,7 +1756,7 @@
         <w:rPr>
           <w:rtl w:val="0"/>
         </w:rPr>
-        <w:t xml:space="preserve">Masks and alcohol-based hand sanitiser will be provided for use by all workers. </w:t>
+        <w:t xml:space="preserve">Alcohol-based hand sanitiser is available for use by all workers. Masks are available on request and are not required for routine service delivery. </w:t>
       </w:r>
     </w:p>
     <w:p>
@@ -1885,7 +1885,7 @@
         <w:rPr>
           <w:rtl w:val="0"/>
         </w:rPr>
-        <w:t xml:space="preserve">Only essential workers, clients and their Representative will be permitted entry to any Workplace. </w:t>
+        <w:t xml:space="preserve">There are no COVID-specific entry restrictions on Workplaces; general good hygiene and staying home when unwell applies to everyone. </w:t>
       </w:r>
     </w:p>
     <w:p>
@@ -1936,7 +1936,7 @@
         <w:rPr>
           <w:rtl w:val="0"/>
         </w:rPr>
-        <w:t>Any person who is considered a close contact of someone who has a positive diagnosis must not visit a clients’ house or have any face to face contact with a Client of {org.name} for at least 7 days.</w:t>
+        <w:t>There is no mandatory exclusion period for being a close contact of a COVID-19 case; general hygiene precautions and staying home if unwell apply.</w:t>
       </w:r>
     </w:p>
     <w:p>
@@ -1956,7 +1956,7 @@
         <w:rPr>
           <w:rtl w:val="0"/>
         </w:rPr>
-        <w:t xml:space="preserve">If you are a close contact with no symptoms, you should not enter other high-risk settings including disability and mental health and aged care residential facilities and healthcare settings, for 7 days after becoming a close contact.</w:t>
+        <w:t xml:space="preserve">If you have no symptoms, you may continue to attend Workplaces and provide supports as normal.</w:t>
       </w:r>
     </w:p>
     <w:p>
@@ -1976,7 +1976,7 @@
         <w:rPr>
           <w:rtl w:val="0"/>
         </w:rPr>
-        <w:t>If you are a close contact with symptoms, test for COVID-19 as soon as possible and you should not work in or visit {org.name}’s premises or our clients’ homes, including other high-risk settings for 7 days after becoming a close contact and until your symptoms have resolved and you return a negative test.</w:t>
+        <w:t>If you develop symptoms of COVID-19 or another contagious illness, seek testing or medical advice as appropriate and do not attend a Workplace or client visit until you are well and no longer considered infectious.</w:t>
       </w:r>
     </w:p>
     <w:p>
@@ -1993,7 +1993,7 @@
         <w:rPr>
           <w:rtl w:val="0"/>
         </w:rPr>
-        <w:t>It is recommended that household members of a person who has a confirmed case (including children) of COVID-19, be isolated from {org.name} workers.</w:t>
+        <w:t>Household members of a person with a confirmed case of COVID-19 are not required to isolate from {org.name} workers, provided they are not themselves unwell.</w:t>
       </w:r>
     </w:p>
     <w:p>
@@ -2010,7 +2010,7 @@
         <w:rPr>
           <w:rtl w:val="0"/>
         </w:rPr>
-        <w:t xml:space="preserve">Families must immediately advise {org.name} if they, or anyone in their family, develops any symptoms of the virus or receives a positive result of the virus whilst in close contact with a Client of {org.name}. </w:t>
+        <w:t xml:space="preserve">Families are encouraged to let {org.name} know if they, or anyone in their household, are unwell with a contagious illness around the time of a scheduled visit, so alternative arrangements can be made if needed. </w:t>
       </w:r>
     </w:p>
     <w:p>
@@ -2029,7 +2029,7 @@
         <w:rPr>
           <w:rtl w:val="0"/>
         </w:rPr>
-        <w:t>Any person (employee, enrolled child, parent, caregiver, visitor or contractor) who is displaying symptoms such as: fever, coughing, sore throat, fatigue and shortness of breath, must seek urgent medical attention to determine if they need to be tested for COVID-19 and not attend any support or service consultation with {org.name} under any circumstance.</w:t>
+        <w:t>Any person displaying symptoms of a contagious illness (such as fever, coughing, sore throat, fatigue or shortness of breath) should stay home and not attend a support or service consultation with {org.name} until they are well.</w:t>
       </w:r>
     </w:p>
     <w:p>
@@ -2166,7 +2166,7 @@
         <w:rPr>
           <w:rtl w:val="0"/>
         </w:rPr>
-        <w:t xml:space="preserve">Masks and alcohol based hand sanitiser are provided to all workers.</w:t>
+        <w:t xml:space="preserve">Alcohol-based hand sanitiser is provided to all workers, with masks available on request.</w:t>
       </w:r>
     </w:p>
     <w:p>
@@ -2184,7 +2184,7 @@
         <w:rPr>
           <w:rtl w:val="0"/>
         </w:rPr>
-        <w:t>{org.name} prohibits close contact with anyone with a positive COVID-19 in the past 14 days;</w:t>
+        <w:t>Workers and Clients who are unwell are asked to stay home until well, consistent with general hygiene practice;</w:t>
       </w:r>
     </w:p>
     <w:p>
@@ -2220,7 +2220,7 @@
         <w:rPr>
           <w:rtl w:val="0"/>
         </w:rPr>
-        <w:t>Physical / social distancing and maintaining 1.5m distance from other people at a minimum and spacing furniture clients and workers use accordingly.</w:t>
+        <w:t>General hygiene practices such as handwashing and regular cleaning of shared surfaces and equipment, without mandatory physical distancing requirements.</w:t>
       </w:r>
     </w:p>
     <w:p>
@@ -2256,7 +2256,7 @@
         <w:rPr>
           <w:rtl w:val="0"/>
         </w:rPr>
-        <w:t>Invoicing clients for services rendered and encouraging payment via online bank transfer, rather than taking payment from clients directly.</w:t>
+        <w:t>Standard invoicing and payment practices as set out in the Client’s Service Agreement.</w:t>
       </w:r>
     </w:p>
     <w:p>

--- a/server/templates/library/covid-19-pandemic-management-policy/template.docx
+++ b/server/templates/library/covid-19-pandemic-management-policy/template.docx
@@ -106,7 +106,18 @@
         <w:rPr>
           <w:rtl w:val="0"/>
         </w:rPr>
-        <w:t xml:space="preserve">{org.name} is committed to ensuring that risks to participants, workers and the provider are identified and managed.</w:t>
+        <w:t xml:space="preserve">{org.name} is committed to ensuring that </w:t>
+      </w:r>
+      <w:r>
+        <w:rPr>
+          <w:rtl w:val="0"/>
+        </w:rPr>
+        <w:t>risks to participants, workers and the provider are identified and managed.</w:t>
+      </w:r>
+      <w:r>
+        <w:rPr>
+          <w:rtl w:val="0"/>
+        </w:rPr>
       </w:r>
     </w:p>
     <w:p>
@@ -224,6 +235,11 @@
           <w:rtl w:val="0"/>
         </w:rPr>
         <w:t>incident management;</w:t>
+      </w:r>
+      <w:r>
+        <w:rPr>
+          <w:rtl w:val="0"/>
+        </w:rPr>
       </w:r>
     </w:p>
     <w:p>
@@ -645,6 +661,11 @@
           <w:rtl w:val="0"/>
         </w:rPr>
         <w:t>The application of the above NDIS Practice Standard by {org.name} is supported in part by and should be read alongside the Policies and Procedures and related documentation corresponding to this Policy in the Policy Register.</w:t>
+      </w:r>
+      <w:r>
+        <w:rPr>
+          <w:rtl w:val="0"/>
+        </w:rPr>
       </w:r>
     </w:p>
     <w:p>
@@ -671,6 +692,11 @@
           <w:rtl w:val="0"/>
         </w:rPr>
         <w:t xml:space="preserve">Definitions </w:t>
+      </w:r>
+      <w:r>
+        <w:rPr>
+          <w:rtl w:val="0"/>
+        </w:rPr>
       </w:r>
     </w:p>
     <w:p>
@@ -740,6 +766,11 @@
         </w:rPr>
         <w:t xml:space="preserve"> means {org.legal_name} ABN {org.abn}.</w:t>
       </w:r>
+      <w:r>
+        <w:rPr>
+          <w:rtl w:val="0"/>
+        </w:rPr>
+      </w:r>
     </w:p>
     <w:p>
       <w:pPr>
@@ -1647,6 +1678,11 @@
         </w:rPr>
         <w:t>This COVID-19 Pandemic Management Policy complements and should be read alongside that Policy and supplements the information in those documents in relation to the identification and minimisation of risks associated with COVID-19.</w:t>
       </w:r>
+      <w:r>
+        <w:rPr>
+          <w:rtl w:val="0"/>
+        </w:rPr>
+      </w:r>
     </w:p>
     <w:p>
       <w:pPr>
@@ -1719,6 +1755,11 @@
         </w:rPr>
         <w:t>Our workers are committed to assist in infection prevention controls and have completed COVID-19 infection control training.</w:t>
       </w:r>
+      <w:r>
+        <w:rPr>
+          <w:rtl w:val="0"/>
+        </w:rPr>
+      </w:r>
     </w:p>
     <w:p>
       <w:pPr>
@@ -1756,7 +1797,7 @@
         <w:rPr>
           <w:rtl w:val="0"/>
         </w:rPr>
-        <w:t xml:space="preserve">Alcohol-based hand sanitiser is available for use by all workers. Masks are available on request and are not required for routine service delivery. </w:t>
+        <w:t xml:space="preserve">Masks and alcohol-based hand sanitiser will be provided for use by all workers. </w:t>
       </w:r>
     </w:p>
     <w:p>
@@ -1850,6 +1891,11 @@
         </w:rPr>
         <w:t>Where possible, consultations with clients will be held via telephone or online conferencing (such as Skype or Zoom).</w:t>
       </w:r>
+      <w:r>
+        <w:rPr>
+          <w:rtl w:val="0"/>
+        </w:rPr>
+      </w:r>
     </w:p>
     <w:p>
       <w:pPr>
@@ -1885,7 +1931,7 @@
         <w:rPr>
           <w:rtl w:val="0"/>
         </w:rPr>
-        <w:t xml:space="preserve">There are no COVID-specific entry restrictions on Workplaces; general good hygiene and staying home when unwell applies to everyone. </w:t>
+        <w:t xml:space="preserve">Only essential workers, clients and their Representative will be permitted entry to any Workplace. </w:t>
       </w:r>
     </w:p>
     <w:p>
@@ -1936,7 +1982,7 @@
         <w:rPr>
           <w:rtl w:val="0"/>
         </w:rPr>
-        <w:t>There is no mandatory exclusion period for being a close contact of a COVID-19 case; general hygiene precautions and staying home if unwell apply.</w:t>
+        <w:t>Any person who is considered a close contact of someone who has a positive diagnosis must not visit a clients’ house or have any face to face contact with a Client of {org.name} for at least 7 days.</w:t>
       </w:r>
     </w:p>
     <w:p>
@@ -1956,7 +2002,37 @@
         <w:rPr>
           <w:rtl w:val="0"/>
         </w:rPr>
-        <w:t xml:space="preserve">If you have no symptoms, you may continue to attend Workplaces and provide supports as normal.</w:t>
+        <w:t>If you are a c</w:t>
+      </w:r>
+      <w:r>
+        <w:rPr>
+          <w:rtl w:val="0"/>
+        </w:rPr>
+        <w:t>lose contact with no symptoms, y</w:t>
+      </w:r>
+      <w:r>
+        <w:rPr>
+          <w:rtl w:val="0"/>
+        </w:rPr>
+        <w:t xml:space="preserve">ou </w:t>
+      </w:r>
+      <w:r>
+        <w:rPr>
+          <w:rtl w:val="0"/>
+        </w:rPr>
+        <w:t xml:space="preserve">should not </w:t>
+      </w:r>
+      <w:r>
+        <w:rPr>
+          <w:rtl w:val="0"/>
+        </w:rPr>
+        <w:t>enter other high-risk settings including disability and mental health and aged care residential facilities and healthcare settings, f</w:t>
+      </w:r>
+      <w:r>
+        <w:rPr>
+          <w:rtl w:val="0"/>
+        </w:rPr>
+        <w:t>or 7 days after becoming a close contact.</w:t>
       </w:r>
     </w:p>
     <w:p>
@@ -1976,7 +2052,12 @@
         <w:rPr>
           <w:rtl w:val="0"/>
         </w:rPr>
-        <w:t>If you develop symptoms of COVID-19 or another contagious illness, seek testing or medical advice as appropriate and do not attend a Workplace or client visit until you are well and no longer considered infectious.</w:t>
+        <w:t>If you are a close contact with symptoms, test for COVID-19 as soon as possible and you should not work in or visit {org.name}’s premises or our clients’ homes, including other high-risk settings for 7 days after becoming a close contact and until your symptoms have resolved and you return a negative test.</w:t>
+      </w:r>
+      <w:r>
+        <w:rPr>
+          <w:rtl w:val="0"/>
+        </w:rPr>
       </w:r>
     </w:p>
     <w:p>
@@ -1993,7 +2074,7 @@
         <w:rPr>
           <w:rtl w:val="0"/>
         </w:rPr>
-        <w:t>Household members of a person with a confirmed case of COVID-19 are not required to isolate from {org.name} workers, provided they are not themselves unwell.</w:t>
+        <w:t>It is recommended that household members of a person who has a confirmed case (including children) of COVID-19, be isolated from {org.name} workers.</w:t>
       </w:r>
     </w:p>
     <w:p>
@@ -2010,7 +2091,7 @@
         <w:rPr>
           <w:rtl w:val="0"/>
         </w:rPr>
-        <w:t xml:space="preserve">Families are encouraged to let {org.name} know if they, or anyone in their household, are unwell with a contagious illness around the time of a scheduled visit, so alternative arrangements can be made if needed. </w:t>
+        <w:t xml:space="preserve">Families must immediately advise {org.name} if they, or anyone in their family, develops any symptoms of the virus or receives a positive result of the virus whilst in close contact with a Client of {org.name}. </w:t>
       </w:r>
     </w:p>
     <w:p>
@@ -2029,7 +2110,7 @@
         <w:rPr>
           <w:rtl w:val="0"/>
         </w:rPr>
-        <w:t>Any person displaying symptoms of a contagious illness (such as fever, coughing, sore throat, fatigue or shortness of breath) should stay home and not attend a support or service consultation with {org.name} until they are well.</w:t>
+        <w:t>Any person (employee, enrolled child, parent, caregiver, visitor or contractor) who is displaying symptoms such as: fever, coughing, sore throat, fatigue and shortness of breath, must seek urgent medical attention to determine if they need to be tested for COVID-19 and not attend any support or service consultation with {org.name} under any circumstance.</w:t>
       </w:r>
     </w:p>
     <w:p>
@@ -2166,7 +2247,19 @@
         <w:rPr>
           <w:rtl w:val="0"/>
         </w:rPr>
-        <w:t xml:space="preserve">Alcohol-based hand sanitiser is provided to all workers, with masks available on request.</w:t>
+        <w:t xml:space="preserve">Masks and alcohol based hand </w:t>
+      </w:r>
+      <w:r>
+        <w:rPr>
+          <w:rtl w:val="0"/>
+        </w:rPr>
+        <w:t>sanitiser</w:t>
+      </w:r>
+      <w:r>
+        <w:rPr>
+          <w:rtl w:val="0"/>
+        </w:rPr>
+        <w:t xml:space="preserve"> are provided to all workers.</w:t>
       </w:r>
     </w:p>
     <w:p>
@@ -2184,7 +2277,7 @@
         <w:rPr>
           <w:rtl w:val="0"/>
         </w:rPr>
-        <w:t>Workers and Clients who are unwell are asked to stay home until well, consistent with general hygiene practice;</w:t>
+        <w:t>{org.name} prohibits close contact with anyone with a positive COVID-19 in the past 14 days;</w:t>
       </w:r>
     </w:p>
     <w:p>
@@ -2220,7 +2313,7 @@
         <w:rPr>
           <w:rtl w:val="0"/>
         </w:rPr>
-        <w:t>General hygiene practices such as handwashing and regular cleaning of shared surfaces and equipment, without mandatory physical distancing requirements.</w:t>
+        <w:t>Physical / social distancing and maintaining 1.5m distance from other people at a minimum and spacing furniture clients and workers use accordingly.</w:t>
       </w:r>
     </w:p>
     <w:p>
@@ -2256,7 +2349,7 @@
         <w:rPr>
           <w:rtl w:val="0"/>
         </w:rPr>
-        <w:t>Standard invoicing and payment practices as set out in the Client’s Service Agreement.</w:t>
+        <w:t>Invoicing clients for services rendered and encouraging payment via online bank transfer, rather than taking payment from clients directly.</w:t>
       </w:r>
     </w:p>
     <w:p>
@@ -2352,7 +2445,19 @@
         <w:rPr>
           <w:rtl w:val="0"/>
         </w:rPr>
-        <w:t xml:space="preserve">{org.name} should notify the NDIS Commission using the </w:t>
+        <w:t>{org.name}</w:t>
+      </w:r>
+      <w:r>
+        <w:rPr>
+          <w:rtl w:val="0"/>
+        </w:rPr>
+        <w:t xml:space="preserve"> should notify the NDIS Commission </w:t>
+      </w:r>
+      <w:r>
+        <w:rPr>
+          <w:rtl w:val="0"/>
+        </w:rPr>
+        <w:t xml:space="preserve">using the </w:t>
       </w:r>
       <w:hyperlink r:id="rId6">
         <w:r>
@@ -2406,7 +2511,13 @@
         <w:rPr>
           <w:rtl w:val="0"/>
         </w:rPr>
-        <w:t>A decision of a registered NDIS provider to not accept, on a temporary or permanent basis, new participants for support or services that the provider is registered to provide.</w:t>
+        <w:t>A decision of a registered NDIS provider to not accept, on a temporary or permanent basis, new participants for support or services that the provider is registered to provide</w:t>
+      </w:r>
+      <w:r>
+        <w:rPr>
+          <w:rtl w:val="0"/>
+        </w:rPr>
+        <w:t>.</w:t>
       </w:r>
     </w:p>
     <w:p>
@@ -2427,6 +2538,11 @@
         </w:rPr>
         <w:t>A significant adverse change in wait times for the provision of supports or services to participants that the provider is registered to provide</w:t>
       </w:r>
+      <w:r>
+        <w:rPr>
+          <w:rtl w:val="0"/>
+        </w:rPr>
+      </w:r>
     </w:p>
     <w:p>
       <w:pPr>
@@ -2446,6 +2562,11 @@
         </w:rPr>
         <w:t>A significant shortfall in available workers of the registered NDIS provider to provide the supports or services the provider is registered to provide</w:t>
       </w:r>
+      <w:r>
+        <w:rPr>
+          <w:rtl w:val="0"/>
+        </w:rPr>
+      </w:r>
     </w:p>
     <w:p>
       <w:pPr>
@@ -2463,7 +2584,13 @@
         <w:rPr>
           <w:rtl w:val="0"/>
         </w:rPr>
-        <w:t>The cessation, on a temporary or permanent basis, of the provision of supports or services that the provider is registered to provide.</w:t>
+        <w:t>The cessation, on a temporary or permanent basis, of the provision of supports or services that the provider is registered to provide</w:t>
+      </w:r>
+      <w:r>
+        <w:rPr>
+          <w:rtl w:val="0"/>
+        </w:rPr>
+        <w:t>.</w:t>
       </w:r>
     </w:p>
     <w:p>
@@ -2832,6 +2959,11 @@
         <w:tab/>
         <w:t xml:space="preserve">Australia or by calling 1300 362 128. </w:t>
       </w:r>
+      <w:r>
+        <w:rPr>
+          <w:rtl w:val="0"/>
+        </w:rPr>
+      </w:r>
     </w:p>
     <w:p>
       <w:pPr>
@@ -2909,6 +3041,11 @@
         </w:rPr>
         <w:t>Legislation, Rules, Guidelines and Policies apply to this Policy and Related Documentation as set out in the Legislation Register.</w:t>
       </w:r>
+      <w:r>
+        <w:rPr>
+          <w:rtl w:val="0"/>
+        </w:rPr>
+      </w:r>
     </w:p>
     <w:p>
       <w:pPr>
@@ -2994,7 +3131,12 @@
         <w:rPr>
           <w:rtl w:val="0"/>
         </w:rPr>
-        <w:t>{org.signatory.name}, Director of {org.legal_name}</w:t>
+        <w:t>The Board of {org.legal_name}</w:t>
+      </w:r>
+      <w:r>
+        <w:rPr>
+          <w:rtl w:val="0"/>
+        </w:rPr>
       </w:r>
     </w:p>
     <w:p>
@@ -3056,6 +3198,11 @@
           <w:rtl w:val="0"/>
         </w:rPr>
         <w:t>1</w:t>
+      </w:r>
+      <w:r>
+        <w:rPr>
+          <w:rtl w:val="0"/>
+        </w:rPr>
       </w:r>
     </w:p>
     <w:sectPr>
